--- a/people-lead/word/ana/05-acoes.docx
+++ b/people-lead/word/ana/05-acoes.docx
@@ -12,7 +12,7 @@
           <w:color w:val="1F3A5F"/>
           <w:sz w:val="40"/>
         </w:rPr>
-        <w:t>Ana — ações</w:t>
+        <w:t>Ana Karina — ações</w:t>
       </w:r>
     </w:p>
     <w:p>
@@ -22,7 +22,7 @@
           <w:color w:val="555555"/>
           <w:sz w:val="22"/>
         </w:rPr>
-        <w:t>Ana · People Lead · documento editável</w:t>
+        <w:t>Ana Karina · People Lead · documento editável</w:t>
       </w:r>
     </w:p>
     <w:p/>
@@ -53,14 +53,6 @@
       </w:pPr>
       <w:r>
         <w:t>☐ Agendar 1:1 #2 com quadro trimestre / semestre / ano na pauta</w:t>
-      </w:r>
-    </w:p>
-    <w:p>
-      <w:pPr>
-        <w:pStyle w:val="ListBullet"/>
-      </w:pPr>
-      <w:r>
-        <w:t>☐ Confirmar cliente oficial (MAPFRE vs Bradesco) e corrigir a ficha</w:t>
       </w:r>
     </w:p>
     <w:p>
@@ -101,7 +93,7 @@
         <w:pStyle w:val="Heading3"/>
       </w:pPr>
       <w:r>
-        <w:t>Ana</w:t>
+        <w:t>Ana Karina</w:t>
       </w:r>
     </w:p>
     <w:p>

--- a/people-lead/word/ana/05-acoes.docx
+++ b/people-lead/word/ana/05-acoes.docx
@@ -52,7 +52,41 @@
         <w:pStyle w:val="ListBullet"/>
       </w:pPr>
       <w:r>
-        <w:t>☐ Agendar 1:1 #2 com quadro trimestre / semestre / ano na pauta</w:t>
+        <w:t>☑ Agendar e realizar 1:1 #2 (28/08 — foco Workday)</w:t>
+      </w:r>
+    </w:p>
+    <w:p>
+      <w:pPr>
+        <w:pStyle w:val="ListBullet"/>
+      </w:pPr>
+      <w:r>
+        <w:t xml:space="preserve">☐ Enviar material Copilot + docs </w:t>
+      </w:r>
+      <w:r>
+        <w:rPr>
+          <w:b/>
+        </w:rPr>
+        <w:t>PUG</w:t>
+      </w:r>
+      <w:r>
+        <w:t xml:space="preserve"> para Ana</w:t>
+      </w:r>
+    </w:p>
+    <w:p>
+      <w:pPr>
+        <w:pStyle w:val="ListBullet"/>
+      </w:pPr>
+      <w:r>
+        <w:t xml:space="preserve">☐ Falar com </w:t>
+      </w:r>
+      <w:r>
+        <w:rPr>
+          <w:b/>
+        </w:rPr>
+        <w:t>Jessica</w:t>
+      </w:r>
+      <w:r>
+        <w:t xml:space="preserve"> para feedback no Workday</w:t>
       </w:r>
     </w:p>
     <w:p>
@@ -61,6 +95,14 @@
       </w:pPr>
       <w:r>
         <w:t>☐ Pegar e-mail da Paula e do Rafael, se ainda não chegou</w:t>
+      </w:r>
+    </w:p>
+    <w:p>
+      <w:pPr>
+        <w:pStyle w:val="ListBullet"/>
+      </w:pPr>
+      <w:r>
+        <w:t>☐ Confirmar se Ana submeteu ABCD em 28/08</w:t>
       </w:r>
     </w:p>
     <w:p>
@@ -77,7 +119,7 @@
         <w:t>antes</w:t>
       </w:r>
       <w:r>
-        <w:t xml:space="preserve"> da submissão</w:t>
+        <w:t xml:space="preserve"> da submissão (se ainda pendente)</w:t>
       </w:r>
     </w:p>
     <w:p>
@@ -85,7 +127,21 @@
         <w:pStyle w:val="ListBullet"/>
       </w:pPr>
       <w:r>
-        <w:t>☐ Combinar expectativa de cargo (consolidar vs. conversa de Analyst)</w:t>
+        <w:t xml:space="preserve">☐ Combinar expectativa de cargo (consolidar vs. conversa de Analyst) — </w:t>
+      </w:r>
+      <w:r>
+        <w:rPr>
+          <w:b/>
+        </w:rPr>
+        <w:t>pauta 1:1 #3</w:t>
+      </w:r>
+    </w:p>
+    <w:p>
+      <w:pPr>
+        <w:pStyle w:val="ListBullet"/>
+      </w:pPr>
+      <w:r>
+        <w:t>☐ Agendar 1:1 #3 com quadro trimestre / semestre / ano</w:t>
       </w:r>
     </w:p>
     <w:p>
@@ -101,7 +157,16 @@
         <w:pStyle w:val="ListBullet"/>
       </w:pPr>
       <w:r>
-        <w:t>☐ Recortar prioridades no Workday (3 frentes)</w:t>
+        <w:t>☐ Concluir ABCD Reflections no Workday (</w:t>
+      </w:r>
+      <w:r>
+        <w:rPr>
+          <w:b/>
+        </w:rPr>
+        <w:t>28/08</w:t>
+      </w:r>
+      <w:r>
+        <w:t xml:space="preserve"> — combinado na call #2)</w:t>
       </w:r>
     </w:p>
     <w:p>
@@ -109,7 +174,16 @@
         <w:pStyle w:val="ListBullet"/>
       </w:pPr>
       <w:r>
-        <w:t>☐ Escrever 1 case de Copilot (problema → ação → efeito)</w:t>
+        <w:t xml:space="preserve">☐ Reforçar pedido de feedback da </w:t>
+      </w:r>
+      <w:r>
+        <w:rPr>
+          <w:b/>
+        </w:rPr>
+        <w:t>Jessica</w:t>
+      </w:r>
+      <w:r>
+        <w:t xml:space="preserve"> no Workday</w:t>
       </w:r>
     </w:p>
     <w:p>
@@ -117,7 +191,57 @@
         <w:pStyle w:val="ListBullet"/>
       </w:pPr>
       <w:r>
-        <w:t>☐ Listar 2–3 entregas do app para a autoavaliação</w:t>
+        <w:t xml:space="preserve">☐ Na reflexão: citar </w:t>
+      </w:r>
+      <w:r>
+        <w:rPr>
+          <w:b/>
+        </w:rPr>
+        <w:t>homologação</w:t>
+      </w:r>
+      <w:r>
+        <w:t xml:space="preserve">, </w:t>
+      </w:r>
+      <w:r>
+        <w:rPr>
+          <w:b/>
+        </w:rPr>
+        <w:t>agentes IA</w:t>
+      </w:r>
+      <w:r>
+        <w:t>, AZ-900, treinamentos/skill Copilot</w:t>
+      </w:r>
+    </w:p>
+    <w:p>
+      <w:pPr>
+        <w:pStyle w:val="ListBullet"/>
+      </w:pPr>
+      <w:r>
+        <w:t>☐ Swift: honestidade + mover meta para FY27 (orientado na #2)</w:t>
+      </w:r>
+    </w:p>
+    <w:p>
+      <w:pPr>
+        <w:pStyle w:val="ListBullet"/>
+      </w:pPr>
+      <w:r>
+        <w:t>☐ Revisar cadastro AI-900 no Workday</w:t>
+      </w:r>
+    </w:p>
+    <w:p>
+      <w:pPr>
+        <w:pStyle w:val="ListBullet"/>
+      </w:pPr>
+      <w:r>
+        <w:t>☐ Escrever 1 case de Copilot/agente (problema → ação → efeito)</w:t>
+      </w:r>
+    </w:p>
+    <w:p>
+      <w:pPr>
+        <w:pStyle w:val="ListBullet"/>
+      </w:pPr>
+      <w:r>
+        <w:t>☐ Listar 2–3 entregas do app para a autoavaliação (incl. fase homologação)</w:t>
       </w:r>
     </w:p>
     <w:p>
@@ -126,14 +250,6 @@
       </w:pPr>
       <w:r>
         <w:t>☐ Café com o Rafael: percepção de performance</w:t>
-      </w:r>
-    </w:p>
-    <w:p>
-      <w:pPr>
-        <w:pStyle w:val="ListBullet"/>
-      </w:pPr>
-      <w:r>
-        <w:t>☐ Feedback de um par Android e, se possível, um iOS</w:t>
       </w:r>
     </w:p>
     <w:p>
@@ -517,6 +633,80 @@
           </w:p>
         </w:tc>
       </w:tr>
+      <w:tr>
+        <w:tc>
+          <w:tcPr>
+            <w:tcW w:type="dxa" w:w="2436"/>
+          </w:tcPr>
+          <w:p>
+            <w:r>
+              <w:rPr>
+                <w:sz w:val="20"/>
+              </w:rPr>
+            </w:r>
+            <w:r>
+              <w:rPr>
+                <w:sz w:val="20"/>
+              </w:rPr>
+              <w:t>2026-08-28</w:t>
+            </w:r>
+          </w:p>
+        </w:tc>
+        <w:tc>
+          <w:tcPr>
+            <w:tcW w:type="dxa" w:w="2436"/>
+          </w:tcPr>
+          <w:p>
+            <w:r>
+              <w:rPr>
+                <w:sz w:val="20"/>
+              </w:rPr>
+            </w:r>
+            <w:r>
+              <w:rPr>
+                <w:sz w:val="20"/>
+              </w:rPr>
+              <w:t>1:1 #2</w:t>
+            </w:r>
+          </w:p>
+        </w:tc>
+        <w:tc>
+          <w:tcPr>
+            <w:tcW w:type="dxa" w:w="2436"/>
+          </w:tcPr>
+          <w:p>
+            <w:r>
+              <w:rPr>
+                <w:sz w:val="20"/>
+              </w:rPr>
+            </w:r>
+            <w:r>
+              <w:rPr>
+                <w:sz w:val="20"/>
+              </w:rPr>
+              <w:t>ambos</w:t>
+            </w:r>
+          </w:p>
+        </w:tc>
+        <w:tc>
+          <w:tcPr>
+            <w:tcW w:type="dxa" w:w="2436"/>
+          </w:tcPr>
+          <w:p>
+            <w:r>
+              <w:rPr>
+                <w:sz w:val="20"/>
+              </w:rPr>
+            </w:r>
+            <w:r>
+              <w:rPr>
+                <w:sz w:val="20"/>
+              </w:rPr>
+              <w:t>Workday ABCD; Swift→FY27; agentes IA; feedback Jessica; material Copilot pendente PL</w:t>
+            </w:r>
+          </w:p>
+        </w:tc>
+      </w:tr>
     </w:tbl>
     <w:p/>
     <w:sectPr>

--- a/people-lead/word/ana/05-acoes.docx
+++ b/people-lead/word/ana/05-acoes.docx
@@ -36,7 +36,7 @@
         <w:pStyle w:val="Heading2"/>
       </w:pPr>
       <w:r>
-        <w:t>Urgente (antes de meados de setembro)</w:t>
+        <w:t>Urgente (profissional: 28/08 · PL: 11/09)</w:t>
       </w:r>
     </w:p>
     <w:p>
@@ -53,6 +53,23 @@
       </w:pPr>
       <w:r>
         <w:t>☑ Agendar e realizar 1:1 #2 (28/08 — foco Workday)</w:t>
+      </w:r>
+    </w:p>
+    <w:p>
+      <w:pPr>
+        <w:pStyle w:val="ListBullet"/>
+      </w:pPr>
+      <w:r>
+        <w:t xml:space="preserve">☑ E-mail gestor confirmado — </w:t>
+      </w:r>
+      <w:r>
+        <w:rPr>
+          <w:b/>
+        </w:rPr>
+        <w:t>Rafael Coloda</w:t>
+      </w:r>
+      <w:r>
+        <w:t xml:space="preserve"> (rafael.coloda@avanade.com) via RH</w:t>
       </w:r>
     </w:p>
     <w:p>
@@ -94,7 +111,7 @@
         <w:pStyle w:val="ListBullet"/>
       </w:pPr>
       <w:r>
-        <w:t>☐ Pegar e-mail da Paula e do Rafael, se ainda não chegou</w:t>
+        <w:t>☐ Pegar e-mail da Paula (CA anterior), se ainda não chegou</w:t>
       </w:r>
     </w:p>
     <w:p>
@@ -102,7 +119,7 @@
         <w:pStyle w:val="ListBullet"/>
       </w:pPr>
       <w:r>
-        <w:t>☐ Confirmar se Ana submeteu ABCD em 28/08</w:t>
+        <w:t>☐ Confirmar se Ana submeteu autorreflexão ABCD (28/08)</w:t>
       </w:r>
     </w:p>
     <w:p>
@@ -110,16 +127,13 @@
         <w:pStyle w:val="ListBullet"/>
       </w:pPr>
       <w:r>
-        <w:t xml:space="preserve">☐ Revisar rascunho da autoavaliação </w:t>
+        <w:t xml:space="preserve">☐ </w:t>
       </w:r>
       <w:r>
         <w:rPr>
           <w:b/>
         </w:rPr>
-        <w:t>antes</w:t>
-      </w:r>
-      <w:r>
-        <w:t xml:space="preserve"> da submissão (se ainda pendente)</w:t>
+        <w:t>Input ABCD Form no Workday — até 11/09/2026</w:t>
       </w:r>
     </w:p>
     <w:p>
@@ -127,7 +141,26 @@
         <w:pStyle w:val="ListBullet"/>
       </w:pPr>
       <w:r>
-        <w:t xml:space="preserve">☐ Combinar expectativa de cargo (consolidar vs. conversa de Analyst) — </w:t>
+        <w:t>☐ Revisar insumos (</w:t>
+      </w:r>
+      <w:r>
+        <w:rPr>
+          <w:rFonts w:ascii="Consolas" w:hAnsi="Consolas"/>
+          <w:color w:val="333333"/>
+          <w:sz w:val="18"/>
+        </w:rPr>
+        <w:t>04-insumos-ciclo.md</w:t>
+      </w:r>
+      <w:r>
+        <w:t>) antes do input PL</w:t>
+      </w:r>
+    </w:p>
+    <w:p>
+      <w:pPr>
+        <w:pStyle w:val="ListBullet"/>
+      </w:pPr>
+      <w:r>
+        <w:t xml:space="preserve">☐ Combinar expectativa de cargo (consolidar vs. Analyst) — </w:t>
       </w:r>
       <w:r>
         <w:rPr>
@@ -249,7 +282,16 @@
         <w:pStyle w:val="ListBullet"/>
       </w:pPr>
       <w:r>
-        <w:t>☐ Café com o Rafael: percepção de performance</w:t>
+        <w:t xml:space="preserve">☐ Café com </w:t>
+      </w:r>
+      <w:r>
+        <w:rPr>
+          <w:b/>
+        </w:rPr>
+        <w:t>Rafael Coloda</w:t>
+      </w:r>
+      <w:r>
+        <w:t xml:space="preserve"> (rafael.coloda@avanade.com): percepção de performance</w:t>
       </w:r>
     </w:p>
     <w:p>
@@ -702,7 +744,98 @@
               <w:rPr>
                 <w:sz w:val="20"/>
               </w:rPr>
-              <w:t>Workday ABCD; Swift→FY27; agentes IA; feedback Jessica; material Copilot pendente PL</w:t>
+              <w:t>Workday ABCD; Swift→FY27; agentes IA; feedback Jessica</w:t>
+            </w:r>
+          </w:p>
+        </w:tc>
+      </w:tr>
+      <w:tr>
+        <w:tc>
+          <w:tcPr>
+            <w:tcW w:type="dxa" w:w="2436"/>
+            <w:shd w:fill="F3F6FA" w:val="clear"/>
+          </w:tcPr>
+          <w:p>
+            <w:r>
+              <w:rPr>
+                <w:sz w:val="20"/>
+              </w:rPr>
+            </w:r>
+            <w:r>
+              <w:rPr>
+                <w:sz w:val="20"/>
+              </w:rPr>
+              <w:t>2026-08-28</w:t>
+            </w:r>
+          </w:p>
+        </w:tc>
+        <w:tc>
+          <w:tcPr>
+            <w:tcW w:type="dxa" w:w="2436"/>
+            <w:shd w:fill="F3F6FA" w:val="clear"/>
+          </w:tcPr>
+          <w:p>
+            <w:r>
+              <w:rPr>
+                <w:sz w:val="20"/>
+              </w:rPr>
+            </w:r>
+            <w:r>
+              <w:rPr>
+                <w:sz w:val="20"/>
+              </w:rPr>
+              <w:t>E-mail RH Talent</w:t>
+            </w:r>
+          </w:p>
+        </w:tc>
+        <w:tc>
+          <w:tcPr>
+            <w:tcW w:type="dxa" w:w="2436"/>
+            <w:shd w:fill="F3F6FA" w:val="clear"/>
+          </w:tcPr>
+          <w:p>
+            <w:r>
+              <w:rPr>
+                <w:sz w:val="20"/>
+              </w:rPr>
+            </w:r>
+            <w:r>
+              <w:rPr>
+                <w:sz w:val="20"/>
+              </w:rPr>
+              <w:t>PL</w:t>
+            </w:r>
+          </w:p>
+        </w:tc>
+        <w:tc>
+          <w:tcPr>
+            <w:tcW w:type="dxa" w:w="2436"/>
+            <w:shd w:fill="F3F6FA" w:val="clear"/>
+          </w:tcPr>
+          <w:p>
+            <w:r>
+              <w:rPr>
+                <w:sz w:val="20"/>
+              </w:rPr>
+            </w:r>
+            <w:r>
+              <w:rPr>
+                <w:sz w:val="20"/>
+              </w:rPr>
+              <w:t xml:space="preserve">Rafael Coloda confirmado; input PL até </w:t>
+            </w:r>
+            <w:r>
+              <w:rPr>
+                <w:b/>
+                <w:sz w:val="20"/>
+              </w:rPr>
+              <w:t>11/09</w:t>
+            </w:r>
+            <w:r>
+              <w:rPr>
+                <w:sz w:val="20"/>
+              </w:rPr>
+              <w:t>; admissão 01/04/2026</w:t>
             </w:r>
           </w:p>
         </w:tc>

--- a/people-lead/word/ana/05-acoes.docx
+++ b/people-lead/word/ana/05-acoes.docx
@@ -134,6 +134,17 @@
           <w:b/>
         </w:rPr>
         <w:t>Input ABCD Form no Workday — até 11/09/2026</w:t>
+      </w:r>
+      <w:r>
+        <w:t xml:space="preserve"> — usar </w:t>
+      </w:r>
+      <w:r>
+        <w:rPr>
+          <w:rFonts w:ascii="Consolas" w:hAnsi="Consolas"/>
+          <w:color w:val="333333"/>
+          <w:sz w:val="18"/>
+        </w:rPr>
+        <w:t>12-abcd-form-people-lead-rascunho.md</w:t>
       </w:r>
     </w:p>
     <w:p>

--- a/people-lead/word/ana/05-acoes.docx
+++ b/people-lead/word/ana/05-acoes.docx
@@ -119,7 +119,13 @@
         <w:pStyle w:val="ListBullet"/>
       </w:pPr>
       <w:r>
-        <w:t>☐ Confirmar se Ana submeteu autorreflexão ABCD (28/08)</w:t>
+        <w:t xml:space="preserve">☐ Confirmar submissão da autorreflexão ABCD — </w:t>
+      </w:r>
+      <w:r>
+        <w:rPr>
+          <w:b/>
+        </w:rPr>
+        <w:t>não recebida do PL até 28/08</w:t>
       </w:r>
     </w:p>
     <w:p>
@@ -201,16 +207,22 @@
         <w:pStyle w:val="ListBullet"/>
       </w:pPr>
       <w:r>
-        <w:t>☐ Concluir ABCD Reflections no Workday (</w:t>
+        <w:t xml:space="preserve">☐ </w:t>
       </w:r>
       <w:r>
         <w:rPr>
           <w:b/>
         </w:rPr>
-        <w:t>28/08</w:t>
+        <w:t>Submeter</w:t>
       </w:r>
       <w:r>
-        <w:t xml:space="preserve"> — combinado na call #2)</w:t>
+        <w:t xml:space="preserve"> ABCD Reflections no Workday (4 prioridades) — </w:t>
+      </w:r>
+      <w:r>
+        <w:rPr>
+          <w:b/>
+        </w:rPr>
+        <w:t>PENDENTE; PL aguardando</w:t>
       </w:r>
     </w:p>
     <w:p>

--- a/people-lead/word/ana/05-acoes.docx
+++ b/people-lead/word/ana/05-acoes.docx
@@ -70,6 +70,59 @@
       </w:r>
       <w:r>
         <w:t xml:space="preserve"> (rafael.coloda@avanade.com) via RH</w:t>
+      </w:r>
+    </w:p>
+    <w:p>
+      <w:pPr>
+        <w:pStyle w:val="ListBullet"/>
+      </w:pPr>
+      <w:r>
+        <w:t xml:space="preserve">☐ Pedir feedback </w:t>
+      </w:r>
+      <w:r>
+        <w:rPr>
+          <w:b/>
+        </w:rPr>
+        <w:t>Rafael Coloda</w:t>
+      </w:r>
+      <w:r>
+        <w:t xml:space="preserve"> (e-mail pronto em </w:t>
+      </w:r>
+      <w:r>
+        <w:rPr>
+          <w:rFonts w:ascii="Consolas" w:hAnsi="Consolas"/>
+          <w:color w:val="333333"/>
+          <w:sz w:val="18"/>
+        </w:rPr>
+        <w:t>14-pedidos-feedback.md</w:t>
+      </w:r>
+      <w:r>
+        <w:t>)</w:t>
+      </w:r>
+    </w:p>
+    <w:p>
+      <w:pPr>
+        <w:pStyle w:val="ListBullet"/>
+      </w:pPr>
+      <w:r>
+        <w:t xml:space="preserve">☐ Pedir feedback </w:t>
+      </w:r>
+      <w:r>
+        <w:rPr>
+          <w:b/>
+        </w:rPr>
+        <w:t>Jessica</w:t>
+      </w:r>
+      <w:r>
+        <w:t xml:space="preserve"> (Teams/Workday)</w:t>
+      </w:r>
+    </w:p>
+    <w:p>
+      <w:pPr>
+        <w:pStyle w:val="ListBullet"/>
+      </w:pPr>
+      <w:r>
+        <w:t>☐ Cobrar Ana: autorreflexão + pedido de feedback no Workday</w:t>
       </w:r>
     </w:p>
     <w:p>

--- a/people-lead/word/ana/05-acoes.docx
+++ b/people-lead/word/ana/05-acoes.docx
@@ -22,7 +22,7 @@
           <w:color w:val="555555"/>
           <w:sz w:val="22"/>
         </w:rPr>
-        <w:t>Ana Karina · People Lead · documento editável</w:t>
+        <w:t>Ana Karina · PL · uso interno</w:t>
       </w:r>
     </w:p>
     <w:p/>
@@ -77,7 +77,7 @@
         <w:pStyle w:val="ListBullet"/>
       </w:pPr>
       <w:r>
-        <w:t xml:space="preserve">☐ Pedir feedback </w:t>
+        <w:t xml:space="preserve">☑ Pedir feedback </w:t>
       </w:r>
       <w:r>
         <w:rPr>
@@ -86,18 +86,13 @@
         <w:t>Rafael Coloda</w:t>
       </w:r>
       <w:r>
-        <w:t xml:space="preserve"> (e-mail pronto em </w:t>
+        <w:t xml:space="preserve"> — </w:t>
       </w:r>
       <w:r>
         <w:rPr>
-          <w:rFonts w:ascii="Consolas" w:hAnsi="Consolas"/>
-          <w:color w:val="333333"/>
-          <w:sz w:val="18"/>
+          <w:b/>
         </w:rPr>
-        <w:t>14-pedidos-feedback.md</w:t>
-      </w:r>
-      <w:r>
-        <w:t>)</w:t>
+        <w:t>recebido 08/09</w:t>
       </w:r>
     </w:p>
     <w:p>
@@ -105,7 +100,7 @@
         <w:pStyle w:val="ListBullet"/>
       </w:pPr>
       <w:r>
-        <w:t xml:space="preserve">☐ Pedir feedback </w:t>
+        <w:t xml:space="preserve">☑ Pedir feedback </w:t>
       </w:r>
       <w:r>
         <w:rPr>
@@ -114,7 +109,13 @@
         <w:t>Jessica</w:t>
       </w:r>
       <w:r>
-        <w:t xml:space="preserve"> (Teams/Workday)</w:t>
+        <w:t xml:space="preserve"> — </w:t>
+      </w:r>
+      <w:r>
+        <w:rPr>
+          <w:b/>
+        </w:rPr>
+        <w:t>recebido 08/09</w:t>
       </w:r>
     </w:p>
     <w:p>
@@ -122,7 +123,66 @@
         <w:pStyle w:val="ListBullet"/>
       </w:pPr>
       <w:r>
-        <w:t>☐ Cobrar Ana: autorreflexão + pedido de feedback no Workday</w:t>
+        <w:t xml:space="preserve">☑ Feedback </w:t>
+      </w:r>
+      <w:r>
+        <w:rPr>
+          <w:b/>
+        </w:rPr>
+        <w:t>Celline</w:t>
+      </w:r>
+      <w:r>
+        <w:t xml:space="preserve"> (par) — </w:t>
+      </w:r>
+      <w:r>
+        <w:rPr>
+          <w:b/>
+        </w:rPr>
+        <w:t>recebido 08/09</w:t>
+      </w:r>
+    </w:p>
+    <w:p>
+      <w:pPr>
+        <w:pStyle w:val="ListBullet"/>
+      </w:pPr>
+      <w:r>
+        <w:t>☐ Cobrar Ana: autorreflexão ABCD (ainda pendente no histórico PL)</w:t>
+      </w:r>
+    </w:p>
+    <w:p>
+      <w:pPr>
+        <w:pStyle w:val="ListBullet"/>
+      </w:pPr>
+      <w:r>
+        <w:t xml:space="preserve">☐ </w:t>
+      </w:r>
+      <w:r>
+        <w:rPr>
+          <w:b/>
+        </w:rPr>
+        <w:t>Input ABCD Form + Justificativa</w:t>
+      </w:r>
+      <w:r>
+        <w:t xml:space="preserve"> — usar </w:t>
+      </w:r>
+      <w:r>
+        <w:rPr>
+          <w:rFonts w:ascii="Consolas" w:hAnsi="Consolas"/>
+          <w:color w:val="333333"/>
+          <w:sz w:val="18"/>
+        </w:rPr>
+        <w:t>15-justificativa-recomendacao.md</w:t>
+      </w:r>
+      <w:r>
+        <w:t xml:space="preserve"> (já com feedbacks)</w:t>
+      </w:r>
+    </w:p>
+    <w:p>
+      <w:pPr>
+        <w:pStyle w:val="ListBullet"/>
+      </w:pPr>
+      <w:r>
+        <w:t>☐ Na 1:1 #3: alinhar ponto Jira (horas) + autonomia + quadro T/S/A</w:t>
       </w:r>
     </w:p>
     <w:p>
@@ -147,82 +207,7 @@
         <w:pStyle w:val="ListBullet"/>
       </w:pPr>
       <w:r>
-        <w:t xml:space="preserve">☐ Falar com </w:t>
-      </w:r>
-      <w:r>
-        <w:rPr>
-          <w:b/>
-        </w:rPr>
-        <w:t>Jessica</w:t>
-      </w:r>
-      <w:r>
-        <w:t xml:space="preserve"> para feedback no Workday</w:t>
-      </w:r>
-    </w:p>
-    <w:p>
-      <w:pPr>
-        <w:pStyle w:val="ListBullet"/>
-      </w:pPr>
-      <w:r>
         <w:t>☐ Pegar e-mail da Paula (CA anterior), se ainda não chegou</w:t>
-      </w:r>
-    </w:p>
-    <w:p>
-      <w:pPr>
-        <w:pStyle w:val="ListBullet"/>
-      </w:pPr>
-      <w:r>
-        <w:t xml:space="preserve">☐ Confirmar submissão da autorreflexão ABCD — </w:t>
-      </w:r>
-      <w:r>
-        <w:rPr>
-          <w:b/>
-        </w:rPr>
-        <w:t>não recebida do PL até 28/08</w:t>
-      </w:r>
-    </w:p>
-    <w:p>
-      <w:pPr>
-        <w:pStyle w:val="ListBullet"/>
-      </w:pPr>
-      <w:r>
-        <w:t xml:space="preserve">☐ </w:t>
-      </w:r>
-      <w:r>
-        <w:rPr>
-          <w:b/>
-        </w:rPr>
-        <w:t>Input ABCD Form no Workday — até 11/09/2026</w:t>
-      </w:r>
-      <w:r>
-        <w:t xml:space="preserve"> — usar </w:t>
-      </w:r>
-      <w:r>
-        <w:rPr>
-          <w:rFonts w:ascii="Consolas" w:hAnsi="Consolas"/>
-          <w:color w:val="333333"/>
-          <w:sz w:val="18"/>
-        </w:rPr>
-        <w:t>12-abcd-form-people-lead-rascunho.md</w:t>
-      </w:r>
-    </w:p>
-    <w:p>
-      <w:pPr>
-        <w:pStyle w:val="ListBullet"/>
-      </w:pPr>
-      <w:r>
-        <w:t>☐ Revisar insumos (</w:t>
-      </w:r>
-      <w:r>
-        <w:rPr>
-          <w:rFonts w:ascii="Consolas" w:hAnsi="Consolas"/>
-          <w:color w:val="333333"/>
-          <w:sz w:val="18"/>
-        </w:rPr>
-        <w:t>04-insumos-ciclo.md</w:t>
-      </w:r>
-      <w:r>
-        <w:t>) antes do input PL</w:t>
       </w:r>
     </w:p>
     <w:p>
@@ -237,6 +222,9 @@
           <w:b/>
         </w:rPr>
         <w:t>pauta 1:1 #3</w:t>
+      </w:r>
+      <w:r>
+        <w:t xml:space="preserve"> (feedbacks já apontam consolidação)</w:t>
       </w:r>
     </w:p>
     <w:p>
@@ -916,6 +904,80 @@
           </w:p>
         </w:tc>
       </w:tr>
+      <w:tr>
+        <w:tc>
+          <w:tcPr>
+            <w:tcW w:type="dxa" w:w="2436"/>
+          </w:tcPr>
+          <w:p>
+            <w:r>
+              <w:rPr>
+                <w:sz w:val="20"/>
+              </w:rPr>
+            </w:r>
+            <w:r>
+              <w:rPr>
+                <w:sz w:val="20"/>
+              </w:rPr>
+              <w:t>2026-09-08</w:t>
+            </w:r>
+          </w:p>
+        </w:tc>
+        <w:tc>
+          <w:tcPr>
+            <w:tcW w:type="dxa" w:w="2436"/>
+          </w:tcPr>
+          <w:p>
+            <w:r>
+              <w:rPr>
+                <w:sz w:val="20"/>
+              </w:rPr>
+            </w:r>
+            <w:r>
+              <w:rPr>
+                <w:sz w:val="20"/>
+              </w:rPr>
+              <w:t>Feedbacks projeto</w:t>
+            </w:r>
+          </w:p>
+        </w:tc>
+        <w:tc>
+          <w:tcPr>
+            <w:tcW w:type="dxa" w:w="2436"/>
+          </w:tcPr>
+          <w:p>
+            <w:r>
+              <w:rPr>
+                <w:sz w:val="20"/>
+              </w:rPr>
+            </w:r>
+            <w:r>
+              <w:rPr>
+                <w:sz w:val="20"/>
+              </w:rPr>
+              <w:t>Rafael, Jessica, Celline</w:t>
+            </w:r>
+          </w:p>
+        </w:tc>
+        <w:tc>
+          <w:tcPr>
+            <w:tcW w:type="dxa" w:w="2436"/>
+          </w:tcPr>
+          <w:p>
+            <w:r>
+              <w:rPr>
+                <w:sz w:val="20"/>
+              </w:rPr>
+            </w:r>
+            <w:r>
+              <w:rPr>
+                <w:sz w:val="20"/>
+              </w:rPr>
+              <w:t>Incorporados na justificativa de recomendação</w:t>
+            </w:r>
+          </w:p>
+        </w:tc>
+      </w:tr>
     </w:tbl>
     <w:p/>
     <w:sectPr>
